--- a/Задача від 14.10.2026 переклад французька/2. Позиции и аналитические материалы по существу расследования/20260717 2 Note sur la mention de ME dans le volet Embargo.docx
+++ b/Задача від 14.10.2026 переклад французька/2. Позиции и аналитические материалы по существу расследования/20260717 2 Note sur la mention de ME dans le volet Embargo.docx
@@ -12,6 +12,7 @@
           <w:bCs/>
           <w:lang/>
         </w:rPr>
+        <w:spacing w:before="120" w:after="0" w:line="276" w:lineRule="auto"/>
       </w:pPr>
       <w:r>
         <w:rPr>
@@ -42,6 +43,7 @@
           <w:bCs/>
           <w:lang/>
         </w:rPr>
+        <w:spacing w:before="120" w:after="0" w:line="276" w:lineRule="auto"/>
       </w:pPr>
     </w:p>
     <w:p>
@@ -57,6 +59,7 @@
           <w:b/>
           <w:bCs/>
         </w:rPr>
+        <w:spacing w:before="120" w:after="0" w:line="276" w:lineRule="auto"/>
       </w:pPr>
       <w:r>
         <w:rPr>
@@ -70,6 +73,7 @@
     <w:p>
       <w:pPr>
         <w:jc w:val="both"/>
+        <w:spacing w:before="120" w:after="0" w:line="276" w:lineRule="auto"/>
       </w:pPr>
       <w:r>
         <w:t>L'enquête française sur le volet « Embargo » est fondée sur la version factuelle de la procédure pénale ukrainienne n° 22023000000000773 sur les livraisons de produits de MS en 2020–2022 par l'intermédiaire de China Taly, Medipost, Mir Trading et Avia Atlas.</w:t>
@@ -78,6 +82,7 @@
     <w:p>
       <w:pPr>
         <w:jc w:val="both"/>
+        <w:spacing w:before="120" w:after="0" w:line="276" w:lineRule="auto"/>
       </w:pPr>
       <w:r>
         <w:rPr>
@@ -95,6 +100,7 @@
     <w:p>
       <w:pPr>
         <w:jc w:val="both"/>
+        <w:spacing w:before="120" w:after="0" w:line="276" w:lineRule="auto"/>
       </w:pPr>
       <w:r>
         <w:rPr>
@@ -106,6 +112,7 @@
     <w:p>
       <w:pPr>
         <w:jc w:val="both"/>
+        <w:spacing w:before="120" w:after="0" w:line="276" w:lineRule="auto"/>
       </w:pPr>
     </w:p>
     <w:p>
@@ -121,6 +128,7 @@
           <w:b/>
           <w:bCs/>
         </w:rPr>
+        <w:spacing w:before="120" w:after="0" w:line="276" w:lineRule="auto"/>
       </w:pPr>
       <w:r>
         <w:rPr>
@@ -134,6 +142,7 @@
     <w:p>
       <w:pPr>
         <w:jc w:val="both"/>
+        <w:spacing w:before="120" w:after="0" w:line="276" w:lineRule="auto"/>
       </w:pPr>
       <w:r>
         <w:rPr>
@@ -152,6 +161,7 @@
         <w:ind w:left="567" w:hanging="567"/>
         <w:contextualSpacing w:val="0"/>
         <w:jc w:val="both"/>
+        <w:spacing w:before="120" w:after="0" w:line="276" w:lineRule="auto"/>
       </w:pPr>
       <w:r>
         <w:rPr>
@@ -176,6 +186,7 @@
         <w:ind w:left="567" w:hanging="567"/>
         <w:contextualSpacing w:val="0"/>
         <w:jc w:val="both"/>
+        <w:spacing w:before="120" w:after="0" w:line="276" w:lineRule="auto"/>
       </w:pPr>
       <w:r>
         <w:rPr>
@@ -200,12 +211,13 @@
         <w:ind w:left="567" w:hanging="567"/>
         <w:contextualSpacing w:val="0"/>
         <w:jc w:val="both"/>
-      </w:pPr>
-      <w:r>
-        <w:rPr>
-          <w:color w:val="000000"/>
-        </w:rPr>
-        <w:t>Les contrats conclus avec la participation de ME sont tous antérieurs à l'adoption du Décret présidentiel ukrainien n° 691/2014 du 27/08/2014 instituant l'embargo :</w:t>
+        <w:spacing w:before="120" w:after="0" w:line="276" w:lineRule="auto"/>
+      </w:pPr>
+      <w:r>
+        <w:rPr>
+          <w:color w:val="000000"/>
+        </w:rPr>
+        <w:t>Les contrats conclus avec la participation de ME sont tous antérieurs à l'adoption du Décret présidentiel ukrainien n° 691/2014 du 27 août 2014 instituant l'embargo :</w:t>
       </w:r>
     </w:p>
     <w:p>
@@ -218,6 +230,7 @@
         <w:ind w:left="1134" w:hanging="425"/>
         <w:contextualSpacing w:val="0"/>
         <w:jc w:val="both"/>
+        <w:spacing w:before="120" w:after="0" w:line="276" w:lineRule="auto"/>
       </w:pPr>
       <w:r>
         <w:rPr>
@@ -236,12 +249,13 @@
         <w:ind w:left="1134" w:hanging="425"/>
         <w:contextualSpacing w:val="0"/>
         <w:jc w:val="both"/>
-      </w:pPr>
-      <w:r>
-        <w:rPr>
-          <w:color w:val="000000"/>
-        </w:rPr>
-        <w:t>avec Vose Technical Systems — le 05/03/2014,</w:t>
+        <w:spacing w:before="120" w:after="0" w:line="276" w:lineRule="auto"/>
+      </w:pPr>
+      <w:r>
+        <w:rPr>
+          <w:color w:val="000000"/>
+        </w:rPr>
+        <w:t>avec Vose Technical Systems — le 5 mars 2014,</w:t>
       </w:r>
     </w:p>
     <w:p>
@@ -254,12 +268,13 @@
         <w:ind w:left="1134" w:hanging="425"/>
         <w:contextualSpacing w:val="0"/>
         <w:jc w:val="both"/>
-      </w:pPr>
-      <w:r>
-        <w:rPr>
-          <w:color w:val="000000"/>
-        </w:rPr>
-        <w:t>avec Nile Petroleum — le 17/06/2014.</w:t>
+        <w:spacing w:before="120" w:after="0" w:line="276" w:lineRule="auto"/>
+      </w:pPr>
+      <w:r>
+        <w:rPr>
+          <w:color w:val="000000"/>
+        </w:rPr>
+        <w:t>avec Nile Petroleum — le 17 juin 2014.</w:t>
       </w:r>
       <w:r>
         <w:rPr>
@@ -272,12 +287,13 @@
       <w:pPr>
         <w:ind w:left="567"/>
         <w:jc w:val="both"/>
-      </w:pPr>
-      <w:r>
-        <w:rPr>
-          <w:color w:val="000000"/>
-        </w:rPr>
-        <w:t>Le contrat Geoford–Pitstone a également été conclu avant l'entrée en vigueur de l'interdiction — le 01/01/2014.</w:t>
+        <w:spacing w:before="120" w:after="0" w:line="276" w:lineRule="auto"/>
+      </w:pPr>
+      <w:r>
+        <w:rPr>
+          <w:color w:val="000000"/>
+        </w:rPr>
+        <w:t>Le contrat Geoford–Pitstone a également été conclu avant l'entrée en vigueur de l'interdiction — le 1er janvier 2014.</w:t>
       </w:r>
     </w:p>
     <w:p>
@@ -287,12 +303,13 @@
         <w:rPr>
           <w:lang/>
         </w:rPr>
-      </w:pPr>
-      <w:r>
-        <w:rPr>
-          <w:color w:val="000000"/>
-        </w:rPr>
-        <w:t>Aucune date de livraison, d'exportation ou de réexportation au titre de ces contrats postérieurement au 27/08/2014 n'est constatée.</w:t>
+        <w:spacing w:before="120" w:after="0" w:line="276" w:lineRule="auto"/>
+      </w:pPr>
+      <w:r>
+        <w:rPr>
+          <w:color w:val="000000"/>
+        </w:rPr>
+        <w:t>Aucune date de livraison, d'exportation ou de réexportation au titre de ces contrats postérieurement au 27 août 2014 n'est constatée.</w:t>
       </w:r>
     </w:p>
     <w:p>
@@ -305,6 +322,7 @@
         <w:ind w:left="567" w:hanging="567"/>
         <w:contextualSpacing w:val="0"/>
         <w:jc w:val="both"/>
+        <w:spacing w:before="120" w:after="0" w:line="276" w:lineRule="auto"/>
       </w:pPr>
       <w:r>
         <w:t>L'enquête française décrit erronément le contrat avec Nile Petroleum comme une vente de quatre hélicoptères Mi-8. De fait, il prévoyait leur maintenance technique et ne confirme pas la livraison de matériel d'aviation en Fédération de Russie.</w:t>
@@ -326,6 +344,7 @@
         <w:ind w:left="567" w:hanging="567"/>
         <w:contextualSpacing w:val="0"/>
         <w:jc w:val="both"/>
+        <w:spacing w:before="120" w:after="0" w:line="276" w:lineRule="auto"/>
       </w:pPr>
       <w:r>
         <w:t>Concernant les contrats de ME, il n'est pas établi :</w:t>
@@ -341,6 +360,7 @@
         <w:ind w:left="1134" w:hanging="425"/>
         <w:contextualSpacing w:val="0"/>
         <w:jc w:val="both"/>
+        <w:spacing w:before="120" w:after="0" w:line="276" w:lineRule="auto"/>
       </w:pPr>
       <w:r>
         <w:rPr>
@@ -359,6 +379,7 @@
         <w:ind w:left="1134" w:hanging="425"/>
         <w:contextualSpacing w:val="0"/>
         <w:jc w:val="both"/>
+        <w:spacing w:before="120" w:after="0" w:line="276" w:lineRule="auto"/>
       </w:pPr>
       <w:r>
         <w:rPr>
@@ -377,6 +398,7 @@
         <w:ind w:left="1134" w:hanging="425"/>
         <w:contextualSpacing w:val="0"/>
         <w:jc w:val="both"/>
+        <w:spacing w:before="120" w:after="0" w:line="276" w:lineRule="auto"/>
       </w:pPr>
       <w:r>
         <w:rPr>
@@ -395,6 +417,7 @@
         <w:ind w:left="1134" w:hanging="425"/>
         <w:contextualSpacing w:val="0"/>
         <w:jc w:val="both"/>
+        <w:spacing w:before="120" w:after="0" w:line="276" w:lineRule="auto"/>
       </w:pPr>
       <w:r>
         <w:rPr>
@@ -412,6 +435,7 @@
         <w:rPr>
           <w:lang/>
         </w:rPr>
+        <w:spacing w:before="120" w:after="0" w:line="276" w:lineRule="auto"/>
       </w:pPr>
       <w:r>
         <w:rPr>
@@ -430,6 +454,7 @@
         <w:rPr>
           <w:lang/>
         </w:rPr>
+        <w:spacing w:before="120" w:after="0" w:line="276" w:lineRule="auto"/>
       </w:pPr>
     </w:p>
     <w:p>
@@ -446,6 +471,7 @@
           <w:bCs/>
           <w:lang/>
         </w:rPr>
+        <w:spacing w:before="120" w:after="0" w:line="276" w:lineRule="auto"/>
       </w:pPr>
       <w:r>
         <w:rPr>
@@ -468,6 +494,7 @@
           <w:bCs/>
           <w:lang/>
         </w:rPr>
+        <w:spacing w:before="120" w:after="0" w:line="276" w:lineRule="auto"/>
       </w:pPr>
       <w:r>
         <w:rPr>
@@ -477,6 +504,8 @@
       </w:r>
     </w:p>
     <w:sectPr>
+      <w:headerReference w:type="default" r:id="rId10"/>
+      <w:footerReference w:type="default" r:id="rId11"/>
       <w:pgSz w:w="11906" w:h="16838"/>
       <w:pgMar w:top="567" w:right="1134" w:bottom="1134" w:left="2126" w:header="709" w:footer="709" w:gutter="0"/>
       <w:cols w:space="708"/>
@@ -511,6 +540,16 @@
 </w:endnotes>
 </file>
 
+<file path=word/footer1.xml><?xml version="1.0" encoding="utf-8"?>
+<w:ftr xmlns:m="http://schemas.openxmlformats.org/officeDocument/2006/math" xmlns:mc="http://schemas.openxmlformats.org/markup-compatibility/2006" xmlns:mo="http://schemas.microsoft.com/office/mac/office/2008/main" xmlns:mv="urn:schemas-microsoft-com:mac:vml" xmlns:o="urn:schemas-microsoft-com:office:office" xmlns:r="http://schemas.openxmlformats.org/officeDocument/2006/relationships" xmlns:v="urn:schemas-microsoft-com:vml" xmlns:w10="urn:schemas-microsoft-com:office:word" xmlns:w14="http://schemas.microsoft.com/office/word/2010/wordml" xmlns:w="http://schemas.openxmlformats.org/wordprocessingml/2006/main" xmlns:wne="http://schemas.microsoft.com/office/word/2006/wordml" xmlns:wp14="http://schemas.microsoft.com/office/word/2010/wordprocessingDrawing" xmlns:wp="http://schemas.openxmlformats.org/drawingml/2006/wordprocessingDrawing" xmlns:wpc="http://schemas.microsoft.com/office/word/2010/wordprocessingCanvas" xmlns:wpg="http://schemas.microsoft.com/office/word/2010/wordprocessingGroup" xmlns:wpi="http://schemas.microsoft.com/office/word/2010/wordprocessingInk" xmlns:wps="http://schemas.microsoft.com/office/word/2010/wordprocessingShape" mc:Ignorable="w14 wp14">
+  <w:p>
+    <w:pPr>
+      <w:pStyle w:val="Footer"/>
+    </w:pPr>
+  </w:p>
+</w:ftr>
+</file>
+
 <file path=word/footnotes.xml><?xml version="1.0" encoding="utf-8"?>
 <w:footnotes xmlns:wpc="http://schemas.microsoft.com/office/word/2010/wordprocessingCanvas" xmlns:cx="http://schemas.microsoft.com/office/drawing/2014/chartex" xmlns:cx1="http://schemas.microsoft.com/office/drawing/2015/9/8/chartex" xmlns:cx2="http://schemas.microsoft.com/office/drawing/2015/10/21/chartex" xmlns:cx3="http://schemas.microsoft.com/office/drawing/2016/5/9/chartex" xmlns:cx4="http://schemas.microsoft.com/office/drawing/2016/5/10/chartex" xmlns:cx5="http://schemas.microsoft.com/office/drawing/2016/5/11/chartex" xmlns:cx6="http://schemas.microsoft.com/office/drawing/2016/5/12/chartex" xmlns:cx7="http://schemas.microsoft.com/office/drawing/2016/5/13/chartex" xmlns:cx8="http://schemas.microsoft.com/office/drawing/2016/5/14/chartex" xmlns:mc="http://schemas.openxmlformats.org/markup-compatibility/2006" xmlns:aink="http://schemas.microsoft.com/office/drawing/2016/ink" xmlns:am3d="http://schemas.microsoft.com/office/drawing/2017/model3d" xmlns:o="urn:schemas-microsoft-com:office:office" xmlns:oel="http://schemas.microsoft.com/office/2019/extlst" xmlns:r="http://schemas.openxmlformats.org/officeDocument/2006/relationships" xmlns:m="http://schemas.openxmlformats.org/officeDocument/2006/math" xmlns:v="urn:schemas-microsoft-com:vml" xmlns:wp14="http://schemas.microsoft.com/office/word/2010/wordprocessingDrawing" xmlns:wp="http://schemas.openxmlformats.org/drawingml/2006/wordprocessingDrawing" xmlns:w10="urn:schemas-microsoft-com:office:word" xmlns:w="http://schemas.openxmlformats.org/wordprocessingml/2006/main" xmlns:w14="http://schemas.microsoft.com/office/word/2010/wordml" xmlns:w15="http://schemas.microsoft.com/office/word/2012/wordml" xmlns:w16cex="http://schemas.microsoft.com/office/word/2018/wordml/cex" xmlns:w16cid="http://schemas.microsoft.com/office/word/2016/wordml/cid" xmlns:w16="http://schemas.microsoft.com/office/word/2018/wordml" xmlns:w16du="http://schemas.microsoft.com/office/word/2023/wordml/word16du" xmlns:w16sdtdh="http://schemas.microsoft.com/office/word/2020/wordml/sdtdatahash" xmlns:w16sdtfl="http://schemas.microsoft.com/office/word/2024/wordml/sdtformatlock" xmlns:w16se="http://schemas.microsoft.com/office/word/2015/wordml/symex" xmlns:wpg="http://schemas.microsoft.com/office/word/2010/wordprocessingGroup" xmlns:wpi="http://schemas.microsoft.com/office/word/2010/wordprocessingInk" xmlns:wne="http://schemas.microsoft.com/office/word/2006/wordml" xmlns:wps="http://schemas.microsoft.com/office/word/2010/wordprocessingShape" mc:Ignorable="w14 w15 w16se w16cid w16 w16cex w16sdtdh w16sdtfl w16du wp14">
   <w:footnote w:type="separator" w:id="-1">
@@ -629,6 +668,16 @@
     </w:p>
   </w:footnote>
 </w:footnotes>
+</file>
+
+<file path=word/header1.xml><?xml version="1.0" encoding="utf-8"?>
+<w:hdr xmlns:m="http://schemas.openxmlformats.org/officeDocument/2006/math" xmlns:mc="http://schemas.openxmlformats.org/markup-compatibility/2006" xmlns:mo="http://schemas.microsoft.com/office/mac/office/2008/main" xmlns:mv="urn:schemas-microsoft-com:mac:vml" xmlns:o="urn:schemas-microsoft-com:office:office" xmlns:r="http://schemas.openxmlformats.org/officeDocument/2006/relationships" xmlns:v="urn:schemas-microsoft-com:vml" xmlns:w10="urn:schemas-microsoft-com:office:word" xmlns:w14="http://schemas.microsoft.com/office/word/2010/wordml" xmlns:w="http://schemas.openxmlformats.org/wordprocessingml/2006/main" xmlns:wne="http://schemas.microsoft.com/office/word/2006/wordml" xmlns:wp14="http://schemas.microsoft.com/office/word/2010/wordprocessingDrawing" xmlns:wp="http://schemas.openxmlformats.org/drawingml/2006/wordprocessingDrawing" xmlns:wpc="http://schemas.microsoft.com/office/word/2010/wordprocessingCanvas" xmlns:wpg="http://schemas.microsoft.com/office/word/2010/wordprocessingGroup" xmlns:wpi="http://schemas.microsoft.com/office/word/2010/wordprocessingInk" xmlns:wps="http://schemas.microsoft.com/office/word/2010/wordprocessingShape" mc:Ignorable="w14 wp14">
+  <w:p>
+    <w:pPr>
+      <w:pStyle w:val="Header"/>
+    </w:pPr>
+  </w:p>
+</w:hdr>
 </file>
 
 <file path=word/numbering.xml><?xml version="1.0" encoding="utf-8"?>
@@ -1553,7 +1602,7 @@
     <w:qFormat/>
     <w:rsid w:val="00B01DA0"/>
     <w:pPr>
-      <w:spacing w:before="120" w:after="0" w:line="240" w:lineRule="auto"/>
+      <w:spacing w:before="120" w:after="0" w:line="276" w:lineRule="auto"/>
     </w:pPr>
     <w:rPr>
       <w:rFonts w:ascii="Cambria" w:hAnsi="Cambria"/>
@@ -1699,6 +1748,7 @@
     <w:pPr>
       <w:ind w:left="720"/>
       <w:contextualSpacing/>
+      <w:spacing w:before="120" w:after="0" w:line="276" w:lineRule="auto"/>
     </w:pPr>
   </w:style>
 </w:styles>

--- a/Задача від 14.10.2026 переклад французька/2. Позиции и аналитические материалы по существу расследования/20260717 2 Note sur la mention de ME dans le volet Embargo.docx
+++ b/Задача від 14.10.2026 переклад французька/2. Позиции и аналитические материалы по существу расследования/20260717 2 Note sur la mention de ME dans le volet Embargo.docx
@@ -507,7 +507,7 @@
       <w:headerReference w:type="default" r:id="rId10"/>
       <w:footerReference w:type="default" r:id="rId11"/>
       <w:pgSz w:w="11906" w:h="16838"/>
-      <w:pgMar w:top="567" w:right="1134" w:bottom="1134" w:left="2126" w:header="709" w:footer="709" w:gutter="0"/>
+      <w:pgMar w:top="1134" w:right="1134" w:bottom="1134" w:left="2126" w:header="709" w:footer="709" w:gutter="0"/>
       <w:cols w:space="708"/>
       <w:docGrid w:linePitch="360"/>
     </w:sectPr>
